--- a/2026 files/SOPS/GENERAL/QA/QA GENERAL/2025 REVIEWED QA SOPS/BML.QDG.QA.070 SOP for Labelling of Raw and Packaging Material/BML.QDG.QA.070 SOP for Labelling of Raw and Packaging Material.docx
+++ b/2026 files/SOPS/GENERAL/QA/QA GENERAL/2025 REVIEWED QA SOPS/BML.QDG.QA.070 SOP for Labelling of Raw and Packaging Material/BML.QDG.QA.070 SOP for Labelling of Raw and Packaging Material.docx
@@ -1,6 +1,6 @@
 
 <file path=word/document.xml><?xml version="1.0" encoding="utf-8"?>
-<w:document xmlns:wpc="http://schemas.microsoft.com/office/word/2010/wordprocessingCanvas" xmlns:cx="http://schemas.microsoft.com/office/drawing/2014/chartex" xmlns:cx1="http://schemas.microsoft.com/office/drawing/2015/9/8/chartex" xmlns:cx2="http://schemas.microsoft.com/office/drawing/2015/10/21/chartex" xmlns:cx3="http://schemas.microsoft.com/office/drawing/2016/5/9/chartex" xmlns:cx4="http://schemas.microsoft.com/office/drawing/2016/5/10/chartex" xmlns:cx5="http://schemas.microsoft.com/office/drawing/2016/5/11/chartex" xmlns:cx6="http://schemas.microsoft.com/office/drawing/2016/5/12/chartex" xmlns:cx7="http://schemas.microsoft.com/office/drawing/2016/5/13/chartex" xmlns:cx8="http://schemas.microsoft.com/office/drawing/2016/5/14/chartex" xmlns:mc="http://schemas.openxmlformats.org/markup-compatibility/2006" xmlns:aink="http://schemas.microsoft.com/office/drawing/2016/ink" xmlns:am3d="http://schemas.microsoft.com/office/drawing/2017/model3d" xmlns:o="urn:schemas-microsoft-com:office:office" xmlns:oel="http://schemas.microsoft.com/office/2019/extlst" xmlns:r="http://schemas.openxmlformats.org/officeDocument/2006/relationships" xmlns:m="http://schemas.openxmlformats.org/officeDocument/2006/math" xmlns:v="urn:schemas-microsoft-com:vml" xmlns:wp14="http://schemas.microsoft.com/office/word/2010/wordprocessingDrawing" xmlns:wp="http://schemas.openxmlformats.org/drawingml/2006/wordprocessingDrawing" xmlns:w10="urn:schemas-microsoft-com:office:word" xmlns:w="http://schemas.openxmlformats.org/wordprocessingml/2006/main" xmlns:w14="http://schemas.microsoft.com/office/word/2010/wordml" xmlns:w15="http://schemas.microsoft.com/office/word/2012/wordml" xmlns:w16cex="http://schemas.microsoft.com/office/word/2018/wordml/cex" xmlns:w16cid="http://schemas.microsoft.com/office/word/2016/wordml/cid" xmlns:w16="http://schemas.microsoft.com/office/word/2018/wordml" xmlns:w16du="http://schemas.microsoft.com/office/word/2023/wordml/word16du" xmlns:w16sdtdh="http://schemas.microsoft.com/office/word/2020/wordml/sdtdatahash" xmlns:w16sdtfl="http://schemas.microsoft.com/office/word/2024/wordml/sdtformatlock" xmlns:w16se="http://schemas.microsoft.com/office/word/2015/wordml/symex" xmlns:wpg="http://schemas.microsoft.com/office/word/2010/wordprocessingGroup" xmlns:wpi="http://schemas.microsoft.com/office/word/2010/wordprocessingInk" xmlns:wne="http://schemas.microsoft.com/office/word/2006/wordml" xmlns:wps="http://schemas.microsoft.com/office/word/2010/wordprocessingShape" mc:Ignorable="w14 w15 w16se w16cid w16 w16cex w16sdtdh w16sdtfl w16du wp14">
+<w:document xmlns:wpc="http://schemas.microsoft.com/office/word/2010/wordprocessingCanvas" xmlns:cx="http://schemas.microsoft.com/office/drawing/2014/chartex" xmlns:cx1="http://schemas.microsoft.com/office/drawing/2015/9/8/chartex" xmlns:cx2="http://schemas.microsoft.com/office/drawing/2015/10/21/chartex" xmlns:cx3="http://schemas.microsoft.com/office/drawing/2016/5/9/chartex" xmlns:cx4="http://schemas.microsoft.com/office/drawing/2016/5/10/chartex" xmlns:cx5="http://schemas.microsoft.com/office/drawing/2016/5/11/chartex" xmlns:cx6="http://schemas.microsoft.com/office/drawing/2016/5/12/chartex" xmlns:cx7="http://schemas.microsoft.com/office/drawing/2016/5/13/chartex" xmlns:cx8="http://schemas.microsoft.com/office/drawing/2016/5/14/chartex" xmlns:mc="http://schemas.openxmlformats.org/markup-compatibility/2006" xmlns:aink="http://schemas.microsoft.com/office/drawing/2016/ink" xmlns:am3d="http://schemas.microsoft.com/office/drawing/2017/model3d" xmlns:o="urn:schemas-microsoft-com:office:office" xmlns:oel="http://schemas.microsoft.com/office/2019/extlst" xmlns:r="http://schemas.openxmlformats.org/officeDocument/2006/relationships" xmlns:m="http://schemas.openxmlformats.org/officeDocument/2006/math" xmlns:v="urn:schemas-microsoft-com:vml" xmlns:wp14="http://schemas.microsoft.com/office/word/2010/wordprocessingDrawing" xmlns:wp="http://schemas.openxmlformats.org/drawingml/2006/wordprocessingDrawing" xmlns:w10="urn:schemas-microsoft-com:office:word" xmlns:w="http://schemas.openxmlformats.org/wordprocessingml/2006/main" xmlns:w14="http://schemas.microsoft.com/office/word/2010/wordml" xmlns:w15="http://schemas.microsoft.com/office/word/2012/wordml" xmlns:w16cex="http://schemas.microsoft.com/office/word/2018/wordml/cex" xmlns:w16cid="http://schemas.microsoft.com/office/word/2016/wordml/cid" xmlns:w16="http://schemas.microsoft.com/office/word/2018/wordml" xmlns:w16sdtdh="http://schemas.microsoft.com/office/word/2020/wordml/sdtdatahash" xmlns:w16se="http://schemas.microsoft.com/office/word/2015/wordml/symex" xmlns:wpg="http://schemas.microsoft.com/office/word/2010/wordprocessingGroup" xmlns:wpi="http://schemas.microsoft.com/office/word/2010/wordprocessingInk" xmlns:wne="http://schemas.microsoft.com/office/word/2006/wordml" xmlns:wps="http://schemas.microsoft.com/office/word/2010/wordprocessingShape" mc:Ignorable="w14 w15 w16se w16cid w16 w16cex w16sdtdh wp14">
   <w:body>
     <w:p>
       <w:pPr>
@@ -12,7 +12,6 @@
         <w:autoSpaceDE w:val="0"/>
         <w:autoSpaceDN w:val="0"/>
         <w:adjustRightInd w:val="0"/>
-        <w:spacing w:line="360" w:lineRule="auto"/>
         <w:ind w:right="144"/>
         <w:jc w:val="both"/>
         <w:rPr>
@@ -37,7 +36,6 @@
         <w:autoSpaceDE w:val="0"/>
         <w:autoSpaceDN w:val="0"/>
         <w:adjustRightInd w:val="0"/>
-        <w:spacing w:line="360" w:lineRule="auto"/>
         <w:ind w:right="144"/>
         <w:rPr>
           <w:rFonts w:ascii="Calibri" w:hAnsi="Calibri" w:cs="Calibri"/>
@@ -124,7 +122,7 @@
         <w:autoSpaceDE w:val="0"/>
         <w:autoSpaceDN w:val="0"/>
         <w:adjustRightInd w:val="0"/>
-        <w:spacing w:before="120" w:line="360" w:lineRule="auto"/>
+        <w:spacing w:before="120"/>
         <w:ind w:right="144"/>
         <w:jc w:val="both"/>
         <w:rPr>
@@ -147,7 +145,7 @@
     <w:p>
       <w:pPr>
         <w:pStyle w:val="BodyText"/>
-        <w:spacing w:after="0" w:line="360" w:lineRule="auto"/>
+        <w:spacing w:after="0"/>
         <w:rPr>
           <w:rFonts w:ascii="Calibri" w:hAnsi="Calibri" w:cs="Calibri"/>
           <w:bCs/>
@@ -199,7 +197,7 @@
           <w:ilvl w:val="0"/>
           <w:numId w:val="6"/>
         </w:numPr>
-        <w:spacing w:after="0" w:line="360" w:lineRule="auto"/>
+        <w:spacing w:after="0"/>
         <w:rPr>
           <w:rFonts w:ascii="Calibri" w:hAnsi="Calibri" w:cs="Calibri"/>
           <w:b/>
@@ -224,7 +222,7 @@
           <w:ilvl w:val="0"/>
           <w:numId w:val="4"/>
         </w:numPr>
-        <w:spacing w:after="0" w:line="360" w:lineRule="auto"/>
+        <w:spacing w:after="0"/>
         <w:rPr>
           <w:rFonts w:ascii="Calibri" w:hAnsi="Calibri" w:cs="Calibri"/>
           <w:sz w:val="22"/>
@@ -263,7 +261,7 @@
           <w:ilvl w:val="0"/>
           <w:numId w:val="4"/>
         </w:numPr>
-        <w:spacing w:after="0" w:line="360" w:lineRule="auto"/>
+        <w:spacing w:after="0"/>
         <w:rPr>
           <w:rFonts w:ascii="Calibri" w:hAnsi="Calibri" w:cs="Calibri"/>
           <w:sz w:val="22"/>
@@ -286,7 +284,7 @@
           <w:ilvl w:val="0"/>
           <w:numId w:val="4"/>
         </w:numPr>
-        <w:spacing w:after="0" w:line="360" w:lineRule="auto"/>
+        <w:spacing w:after="0"/>
         <w:rPr>
           <w:rFonts w:ascii="Calibri" w:hAnsi="Calibri" w:cs="Calibri"/>
           <w:sz w:val="22"/>
@@ -311,7 +309,7 @@
         <w:autoSpaceDE w:val="0"/>
         <w:autoSpaceDN w:val="0"/>
         <w:adjustRightInd w:val="0"/>
-        <w:spacing w:before="120" w:line="360" w:lineRule="auto"/>
+        <w:spacing w:before="120"/>
         <w:ind w:right="144"/>
         <w:jc w:val="both"/>
         <w:rPr>
@@ -343,7 +341,7 @@
           <w:tab w:val="left" w:pos="426"/>
           <w:tab w:val="left" w:pos="2160"/>
         </w:tabs>
-        <w:spacing w:after="0" w:line="360" w:lineRule="auto"/>
+        <w:spacing w:after="0"/>
         <w:ind w:hanging="578"/>
         <w:jc w:val="both"/>
         <w:rPr>
@@ -388,7 +386,7 @@
         <w:tabs>
           <w:tab w:val="left" w:pos="426"/>
         </w:tabs>
-        <w:spacing w:after="0" w:line="360" w:lineRule="auto"/>
+        <w:spacing w:after="0"/>
         <w:ind w:hanging="578"/>
         <w:jc w:val="both"/>
         <w:rPr>
@@ -440,7 +438,7 @@
         <w:tabs>
           <w:tab w:val="left" w:pos="426"/>
         </w:tabs>
-        <w:spacing w:after="0" w:line="360" w:lineRule="auto"/>
+        <w:spacing w:after="0"/>
         <w:ind w:hanging="578"/>
         <w:jc w:val="both"/>
         <w:rPr>
@@ -465,7 +463,7 @@
           <w:ilvl w:val="0"/>
           <w:numId w:val="4"/>
         </w:numPr>
-        <w:spacing w:after="0" w:line="360" w:lineRule="auto"/>
+        <w:spacing w:after="0"/>
         <w:rPr>
           <w:rFonts w:ascii="Calibri" w:hAnsi="Calibri" w:cs="Calibri"/>
           <w:b/>
@@ -497,7 +495,7 @@
           <w:ilvl w:val="0"/>
           <w:numId w:val="4"/>
         </w:numPr>
-        <w:spacing w:after="0" w:line="360" w:lineRule="auto"/>
+        <w:spacing w:after="0"/>
         <w:rPr>
           <w:rFonts w:ascii="Calibri" w:hAnsi="Calibri" w:cs="Calibri"/>
           <w:b/>
@@ -521,7 +519,7 @@
           <w:ilvl w:val="0"/>
           <w:numId w:val="4"/>
         </w:numPr>
-        <w:spacing w:after="0" w:line="360" w:lineRule="auto"/>
+        <w:spacing w:after="0"/>
         <w:rPr>
           <w:rFonts w:ascii="Calibri" w:hAnsi="Calibri" w:cs="Calibri"/>
           <w:b/>
@@ -577,7 +575,7 @@
           <w:ilvl w:val="0"/>
           <w:numId w:val="4"/>
         </w:numPr>
-        <w:spacing w:after="0" w:line="360" w:lineRule="auto"/>
+        <w:spacing w:after="0"/>
         <w:rPr>
           <w:rFonts w:ascii="Calibri" w:hAnsi="Calibri" w:cs="Calibri"/>
           <w:b/>
@@ -625,7 +623,7 @@
           <w:ilvl w:val="0"/>
           <w:numId w:val="4"/>
         </w:numPr>
-        <w:spacing w:after="0" w:line="360" w:lineRule="auto"/>
+        <w:spacing w:after="0"/>
         <w:rPr>
           <w:rFonts w:ascii="Calibri" w:hAnsi="Calibri" w:cs="Calibri"/>
           <w:b/>
@@ -657,7 +655,7 @@
           <w:ilvl w:val="0"/>
           <w:numId w:val="4"/>
         </w:numPr>
-        <w:spacing w:after="0" w:line="360" w:lineRule="auto"/>
+        <w:spacing w:after="0"/>
         <w:rPr>
           <w:rFonts w:ascii="Calibri" w:hAnsi="Calibri" w:cs="Calibri"/>
           <w:b/>
@@ -689,7 +687,7 @@
           <w:ilvl w:val="0"/>
           <w:numId w:val="4"/>
         </w:numPr>
-        <w:spacing w:after="0" w:line="360" w:lineRule="auto"/>
+        <w:spacing w:after="0"/>
         <w:rPr>
           <w:rFonts w:ascii="Calibri" w:hAnsi="Calibri" w:cs="Calibri"/>
           <w:sz w:val="22"/>
@@ -755,20 +753,19 @@
           <w:ilvl w:val="0"/>
           <w:numId w:val="4"/>
         </w:numPr>
-        <w:spacing w:after="0" w:line="360" w:lineRule="auto"/>
-        <w:rPr>
-          <w:rFonts w:ascii="Calibri" w:hAnsi="Calibri" w:cs="Calibri"/>
-          <w:sz w:val="22"/>
-          <w:szCs w:val="22"/>
-        </w:rPr>
-      </w:pPr>
-      <w:r>
-        <w:rPr>
-          <w:rFonts w:ascii="Calibri" w:hAnsi="Calibri" w:cs="Calibri"/>
-          <w:sz w:val="22"/>
-          <w:szCs w:val="22"/>
-        </w:rPr>
-        <w:lastRenderedPageBreak/>
+        <w:spacing w:after="0"/>
+        <w:rPr>
+          <w:rFonts w:ascii="Calibri" w:hAnsi="Calibri" w:cs="Calibri"/>
+          <w:sz w:val="22"/>
+          <w:szCs w:val="22"/>
+        </w:rPr>
+      </w:pPr>
+      <w:r>
+        <w:rPr>
+          <w:rFonts w:ascii="Calibri" w:hAnsi="Calibri" w:cs="Calibri"/>
+          <w:sz w:val="22"/>
+          <w:szCs w:val="22"/>
+        </w:rPr>
         <w:t xml:space="preserve">Analytical Reference No.: </w:t>
       </w:r>
       <w:r>
@@ -798,7 +795,6 @@
         <w:autoSpaceDE w:val="0"/>
         <w:autoSpaceDN w:val="0"/>
         <w:adjustRightInd w:val="0"/>
-        <w:spacing w:line="360" w:lineRule="auto"/>
         <w:ind w:right="144"/>
         <w:jc w:val="both"/>
         <w:rPr>
@@ -823,7 +819,6 @@
         <w:autoSpaceDE w:val="0"/>
         <w:autoSpaceDN w:val="0"/>
         <w:adjustRightInd w:val="0"/>
-        <w:spacing w:line="360" w:lineRule="auto"/>
         <w:ind w:right="144"/>
         <w:jc w:val="both"/>
         <w:rPr>
@@ -854,7 +849,6 @@
           <w:tab w:val="clear" w:pos="4320"/>
           <w:tab w:val="clear" w:pos="8640"/>
         </w:tabs>
-        <w:spacing w:line="360" w:lineRule="auto"/>
         <w:ind w:left="360"/>
         <w:rPr>
           <w:rFonts w:ascii="Calibri" w:hAnsi="Calibri" w:cs="Calibri"/>
@@ -882,7 +876,6 @@
           <w:tab w:val="clear" w:pos="4320"/>
           <w:tab w:val="clear" w:pos="8640"/>
         </w:tabs>
-        <w:spacing w:line="360" w:lineRule="auto"/>
         <w:ind w:left="360"/>
         <w:rPr>
           <w:rFonts w:ascii="Calibri" w:hAnsi="Calibri" w:cs="Calibri"/>
@@ -906,7 +899,6 @@
           <w:tab w:val="clear" w:pos="4320"/>
           <w:tab w:val="clear" w:pos="8640"/>
         </w:tabs>
-        <w:spacing w:line="360" w:lineRule="auto"/>
         <w:rPr>
           <w:rFonts w:ascii="Calibri" w:hAnsi="Calibri" w:cs="Calibri"/>
           <w:b/>
@@ -935,7 +927,6 @@
           <w:tab w:val="clear" w:pos="4320"/>
           <w:tab w:val="clear" w:pos="8640"/>
         </w:tabs>
-        <w:spacing w:line="360" w:lineRule="auto"/>
         <w:ind w:left="360"/>
         <w:rPr>
           <w:rFonts w:ascii="Calibri" w:hAnsi="Calibri" w:cs="Calibri"/>
@@ -975,7 +966,6 @@
           <w:tab w:val="clear" w:pos="4320"/>
           <w:tab w:val="clear" w:pos="8640"/>
         </w:tabs>
-        <w:spacing w:line="360" w:lineRule="auto"/>
         <w:rPr>
           <w:rFonts w:ascii="Calibri" w:hAnsi="Calibri" w:cs="Calibri"/>
           <w:b/>
@@ -1004,7 +994,6 @@
           <w:tab w:val="clear" w:pos="4320"/>
           <w:tab w:val="clear" w:pos="8640"/>
         </w:tabs>
-        <w:spacing w:line="360" w:lineRule="auto"/>
         <w:rPr>
           <w:rFonts w:ascii="Calibri" w:hAnsi="Calibri" w:cs="Calibri"/>
           <w:sz w:val="22"/>
@@ -1081,7 +1070,6 @@
           <w:tab w:val="clear" w:pos="4320"/>
           <w:tab w:val="clear" w:pos="8640"/>
         </w:tabs>
-        <w:spacing w:line="360" w:lineRule="auto"/>
         <w:rPr>
           <w:rFonts w:ascii="Calibri" w:hAnsi="Calibri" w:cs="Calibri"/>
           <w:sz w:val="22"/>
@@ -1113,7 +1101,6 @@
           <w:tab w:val="clear" w:pos="4320"/>
           <w:tab w:val="clear" w:pos="8640"/>
         </w:tabs>
-        <w:spacing w:line="360" w:lineRule="auto"/>
         <w:ind w:left="90"/>
         <w:rPr>
           <w:rFonts w:ascii="Calibri" w:hAnsi="Calibri" w:cs="Calibri"/>
@@ -1145,7 +1132,6 @@
           <w:tab w:val="clear" w:pos="4320"/>
           <w:tab w:val="clear" w:pos="8640"/>
         </w:tabs>
-        <w:spacing w:line="360" w:lineRule="auto"/>
         <w:ind w:left="360"/>
         <w:rPr>
           <w:rFonts w:ascii="Calibri" w:hAnsi="Calibri" w:cs="Calibri"/>
@@ -1189,7 +1175,6 @@
           <w:tab w:val="clear" w:pos="4320"/>
           <w:tab w:val="clear" w:pos="8640"/>
         </w:tabs>
-        <w:spacing w:line="360" w:lineRule="auto"/>
         <w:ind w:left="360"/>
         <w:rPr>
           <w:rFonts w:ascii="Calibri" w:hAnsi="Calibri" w:cs="Calibri"/>
@@ -1197,23 +1182,14 @@
           <w:szCs w:val="22"/>
         </w:rPr>
       </w:pPr>
-      <w:proofErr w:type="gramStart"/>
-      <w:r>
-        <w:rPr>
-          <w:rFonts w:ascii="Calibri" w:hAnsi="Calibri" w:cs="Calibri"/>
-          <w:sz w:val="22"/>
-          <w:szCs w:val="22"/>
-        </w:rPr>
-        <w:t>Colour</w:t>
-      </w:r>
-      <w:proofErr w:type="gramEnd"/>
-      <w:r>
-        <w:rPr>
-          <w:rFonts w:ascii="Calibri" w:hAnsi="Calibri" w:cs="Calibri"/>
-          <w:sz w:val="22"/>
-          <w:szCs w:val="22"/>
-        </w:rPr>
-        <w:t xml:space="preserve"> of the label is </w:t>
+      <w:r>
+        <w:rPr>
+          <w:rFonts w:ascii="Calibri" w:hAnsi="Calibri" w:cs="Calibri"/>
+          <w:sz w:val="22"/>
+          <w:szCs w:val="22"/>
+        </w:rPr>
+        <w:lastRenderedPageBreak/>
+        <w:t xml:space="preserve">Colour of the label is </w:t>
       </w:r>
       <w:r>
         <w:rPr>
@@ -1232,7 +1208,6 @@
           <w:tab w:val="clear" w:pos="4320"/>
           <w:tab w:val="clear" w:pos="8640"/>
         </w:tabs>
-        <w:spacing w:line="360" w:lineRule="auto"/>
         <w:ind w:left="90"/>
         <w:rPr>
           <w:rFonts w:ascii="Calibri" w:hAnsi="Calibri" w:cs="Calibri"/>
@@ -1262,7 +1237,6 @@
           <w:tab w:val="clear" w:pos="4320"/>
           <w:tab w:val="clear" w:pos="8640"/>
         </w:tabs>
-        <w:spacing w:line="360" w:lineRule="auto"/>
         <w:ind w:left="360"/>
         <w:rPr>
           <w:rFonts w:ascii="Calibri" w:hAnsi="Calibri" w:cs="Calibri"/>
@@ -1292,7 +1266,7 @@
           <w:sz w:val="22"/>
           <w:szCs w:val="22"/>
         </w:rPr>
-        <w:t xml:space="preserve">shall be affixed </w:t>
+        <w:t xml:space="preserve">shall be affixed on each </w:t>
       </w:r>
       <w:proofErr w:type="gramStart"/>
       <w:r>
@@ -1301,7 +1275,7 @@
           <w:sz w:val="22"/>
           <w:szCs w:val="22"/>
         </w:rPr>
-        <w:t>on</w:t>
+        <w:t>packs</w:t>
       </w:r>
       <w:proofErr w:type="gramEnd"/>
       <w:r>
@@ -1310,43 +1284,7 @@
           <w:sz w:val="22"/>
           <w:szCs w:val="22"/>
         </w:rPr>
-        <w:t xml:space="preserve"> each </w:t>
-      </w:r>
-      <w:proofErr w:type="gramStart"/>
-      <w:r>
-        <w:rPr>
-          <w:rFonts w:ascii="Calibri" w:hAnsi="Calibri" w:cs="Calibri"/>
-          <w:sz w:val="22"/>
-          <w:szCs w:val="22"/>
-        </w:rPr>
-        <w:t>packs</w:t>
-      </w:r>
-      <w:proofErr w:type="gramEnd"/>
-      <w:r>
-        <w:rPr>
-          <w:rFonts w:ascii="Calibri" w:hAnsi="Calibri" w:cs="Calibri"/>
-          <w:sz w:val="22"/>
-          <w:szCs w:val="22"/>
-        </w:rPr>
-        <w:t xml:space="preserve"> of </w:t>
-      </w:r>
-      <w:proofErr w:type="gramStart"/>
-      <w:r>
-        <w:rPr>
-          <w:rFonts w:ascii="Calibri" w:hAnsi="Calibri" w:cs="Calibri"/>
-          <w:sz w:val="22"/>
-          <w:szCs w:val="22"/>
-        </w:rPr>
-        <w:t>the materials</w:t>
-      </w:r>
-      <w:proofErr w:type="gramEnd"/>
-      <w:r>
-        <w:rPr>
-          <w:rFonts w:ascii="Calibri" w:hAnsi="Calibri" w:cs="Calibri"/>
-          <w:sz w:val="22"/>
-          <w:szCs w:val="22"/>
-        </w:rPr>
-        <w:t xml:space="preserve"> which container approved by QC</w:t>
+        <w:t xml:space="preserve"> of the materials which container approved by QC</w:t>
       </w:r>
     </w:p>
     <w:p>
@@ -1360,7 +1298,6 @@
           <w:tab w:val="clear" w:pos="4320"/>
           <w:tab w:val="clear" w:pos="8640"/>
         </w:tabs>
-        <w:spacing w:line="360" w:lineRule="auto"/>
         <w:ind w:left="360"/>
         <w:rPr>
           <w:rFonts w:ascii="Calibri" w:hAnsi="Calibri" w:cs="Calibri"/>
@@ -1393,7 +1330,6 @@
           <w:tab w:val="clear" w:pos="4320"/>
           <w:tab w:val="clear" w:pos="8640"/>
         </w:tabs>
-        <w:spacing w:line="360" w:lineRule="auto"/>
         <w:rPr>
           <w:rFonts w:ascii="Calibri" w:hAnsi="Calibri" w:cs="Calibri"/>
           <w:b/>
@@ -1422,7 +1358,6 @@
           <w:tab w:val="clear" w:pos="4320"/>
           <w:tab w:val="clear" w:pos="8640"/>
         </w:tabs>
-        <w:spacing w:line="360" w:lineRule="auto"/>
         <w:ind w:left="360"/>
         <w:rPr>
           <w:rFonts w:ascii="Calibri" w:hAnsi="Calibri" w:cs="Calibri"/>
@@ -1466,7 +1401,6 @@
           <w:tab w:val="clear" w:pos="4320"/>
           <w:tab w:val="clear" w:pos="8640"/>
         </w:tabs>
-        <w:spacing w:line="360" w:lineRule="auto"/>
         <w:ind w:left="360"/>
         <w:rPr>
           <w:rFonts w:ascii="Calibri" w:hAnsi="Calibri" w:cs="Calibri"/>
@@ -1507,7 +1441,6 @@
           <w:tab w:val="clear" w:pos="4320"/>
           <w:tab w:val="clear" w:pos="8640"/>
         </w:tabs>
-        <w:spacing w:line="360" w:lineRule="auto"/>
         <w:rPr>
           <w:rFonts w:ascii="Calibri" w:hAnsi="Calibri" w:cs="Calibri"/>
           <w:b/>
@@ -1536,7 +1469,6 @@
           <w:tab w:val="clear" w:pos="4320"/>
           <w:tab w:val="clear" w:pos="8640"/>
         </w:tabs>
-        <w:spacing w:line="360" w:lineRule="auto"/>
         <w:ind w:left="360"/>
         <w:rPr>
           <w:rFonts w:ascii="Calibri" w:hAnsi="Calibri" w:cs="Calibri"/>
@@ -1564,7 +1496,6 @@
           <w:tab w:val="clear" w:pos="4320"/>
           <w:tab w:val="clear" w:pos="8640"/>
         </w:tabs>
-        <w:spacing w:line="360" w:lineRule="auto"/>
         <w:ind w:left="360"/>
         <w:rPr>
           <w:rFonts w:ascii="Calibri" w:hAnsi="Calibri" w:cs="Calibri"/>
@@ -1592,7 +1523,6 @@
           <w:tab w:val="clear" w:pos="4320"/>
           <w:tab w:val="clear" w:pos="8640"/>
         </w:tabs>
-        <w:spacing w:line="360" w:lineRule="auto"/>
         <w:ind w:left="360"/>
         <w:rPr>
           <w:rFonts w:ascii="Calibri" w:hAnsi="Calibri" w:cs="Calibri"/>
@@ -1620,7 +1550,6 @@
           <w:tab w:val="clear" w:pos="4320"/>
           <w:tab w:val="clear" w:pos="8640"/>
         </w:tabs>
-        <w:spacing w:line="360" w:lineRule="auto"/>
         <w:ind w:left="360"/>
         <w:rPr>
           <w:rFonts w:ascii="Calibri" w:hAnsi="Calibri" w:cs="Calibri"/>
@@ -1644,7 +1573,6 @@
           <w:tab w:val="clear" w:pos="4320"/>
           <w:tab w:val="clear" w:pos="8640"/>
         </w:tabs>
-        <w:spacing w:line="360" w:lineRule="auto"/>
         <w:rPr>
           <w:rFonts w:ascii="Calibri" w:hAnsi="Calibri" w:cs="Calibri"/>
           <w:b/>
@@ -1673,7 +1601,6 @@
           <w:tab w:val="clear" w:pos="4320"/>
           <w:tab w:val="clear" w:pos="8640"/>
         </w:tabs>
-        <w:spacing w:line="360" w:lineRule="auto"/>
         <w:rPr>
           <w:rFonts w:ascii="Calibri" w:hAnsi="Calibri" w:cs="Calibri"/>
           <w:sz w:val="22"/>
@@ -1716,7 +1643,6 @@
           <w:tab w:val="clear" w:pos="4320"/>
           <w:tab w:val="clear" w:pos="8640"/>
         </w:tabs>
-        <w:spacing w:line="360" w:lineRule="auto"/>
         <w:rPr>
           <w:rFonts w:ascii="Calibri" w:hAnsi="Calibri" w:cs="Calibri"/>
           <w:sz w:val="22"/>
@@ -1739,7 +1665,6 @@
           <w:tab w:val="clear" w:pos="4320"/>
           <w:tab w:val="clear" w:pos="8640"/>
         </w:tabs>
-        <w:spacing w:line="360" w:lineRule="auto"/>
         <w:rPr>
           <w:rFonts w:ascii="Calibri" w:hAnsi="Calibri" w:cs="Calibri"/>
           <w:b/>
@@ -1768,7 +1693,6 @@
           <w:tab w:val="clear" w:pos="4320"/>
           <w:tab w:val="clear" w:pos="8640"/>
         </w:tabs>
-        <w:spacing w:line="360" w:lineRule="auto"/>
         <w:rPr>
           <w:rFonts w:ascii="Calibri" w:hAnsi="Calibri" w:cs="Calibri"/>
           <w:sz w:val="22"/>
@@ -1783,6 +1707,21 @@
         </w:rPr>
         <w:t>Any deviation from the SOP should be documented, investigated and addressed.</w:t>
       </w:r>
+    </w:p>
+    <w:p>
+      <w:pPr>
+        <w:pStyle w:val="Header"/>
+        <w:tabs>
+          <w:tab w:val="clear" w:pos="4320"/>
+          <w:tab w:val="clear" w:pos="8640"/>
+        </w:tabs>
+        <w:ind w:left="450"/>
+        <w:rPr>
+          <w:rFonts w:ascii="Calibri" w:hAnsi="Calibri" w:cs="Calibri"/>
+          <w:sz w:val="22"/>
+          <w:szCs w:val="22"/>
+        </w:rPr>
+      </w:pPr>
     </w:p>
     <w:p>
       <w:pPr>
@@ -1794,7 +1733,7 @@
         <w:tabs>
           <w:tab w:val="left" w:pos="567"/>
         </w:tabs>
-        <w:spacing w:after="0" w:line="360" w:lineRule="auto"/>
+        <w:spacing w:after="0"/>
         <w:ind w:right="-283"/>
         <w:rPr>
           <w:rFonts w:ascii="Calibri" w:hAnsi="Calibri" w:cs="Calibri"/>
@@ -1827,7 +1766,6 @@
           <w:ilvl w:val="0"/>
           <w:numId w:val="14"/>
         </w:numPr>
-        <w:spacing w:line="360" w:lineRule="auto"/>
         <w:ind w:left="426" w:hanging="426"/>
         <w:rPr>
           <w:rFonts w:ascii="Calibri" w:hAnsi="Calibri" w:cs="Calibri"/>
@@ -1851,7 +1789,6 @@
           <w:ilvl w:val="0"/>
           <w:numId w:val="14"/>
         </w:numPr>
-        <w:spacing w:line="360" w:lineRule="auto"/>
         <w:ind w:left="426" w:hanging="426"/>
         <w:rPr>
           <w:rFonts w:ascii="Calibri" w:hAnsi="Calibri" w:cs="Calibri"/>
@@ -1875,7 +1812,6 @@
           <w:ilvl w:val="0"/>
           <w:numId w:val="14"/>
         </w:numPr>
-        <w:spacing w:line="360" w:lineRule="auto"/>
         <w:ind w:left="426" w:hanging="426"/>
         <w:rPr>
           <w:rFonts w:ascii="Calibri" w:hAnsi="Calibri" w:cs="Calibri"/>
@@ -1899,7 +1835,6 @@
           <w:ilvl w:val="0"/>
           <w:numId w:val="14"/>
         </w:numPr>
-        <w:spacing w:line="360" w:lineRule="auto"/>
         <w:ind w:left="426" w:hanging="426"/>
         <w:rPr>
           <w:rFonts w:ascii="Calibri" w:hAnsi="Calibri" w:cs="Calibri"/>
@@ -1918,7 +1853,17 @@
     </w:p>
     <w:p>
       <w:pPr>
-        <w:spacing w:line="360" w:lineRule="auto"/>
+        <w:pStyle w:val="ListParagraph"/>
+        <w:ind w:left="426"/>
+        <w:rPr>
+          <w:rFonts w:ascii="Calibri" w:hAnsi="Calibri" w:cs="Calibri"/>
+          <w:sz w:val="22"/>
+          <w:szCs w:val="22"/>
+        </w:rPr>
+      </w:pPr>
+    </w:p>
+    <w:p>
+      <w:pPr>
         <w:rPr>
           <w:rFonts w:ascii="Calibri" w:hAnsi="Calibri" w:cs="Calibri"/>
           <w:sz w:val="22"/>
@@ -1966,7 +1911,6 @@
           <w:p>
             <w:pPr>
               <w:pStyle w:val="Header"/>
-              <w:spacing w:line="360" w:lineRule="auto"/>
               <w:rPr>
                 <w:rFonts w:ascii="Calibri" w:hAnsi="Calibri" w:cs="Calibri"/>
                 <w:bCs/>
@@ -1995,7 +1939,6 @@
           <w:p>
             <w:pPr>
               <w:pStyle w:val="Header"/>
-              <w:spacing w:line="360" w:lineRule="auto"/>
               <w:rPr>
                 <w:rFonts w:ascii="Calibri" w:hAnsi="Calibri" w:cs="Calibri"/>
                 <w:b/>
@@ -2029,7 +1972,6 @@
           <w:p>
             <w:pPr>
               <w:pStyle w:val="Header"/>
-              <w:spacing w:line="360" w:lineRule="auto"/>
               <w:rPr>
                 <w:rFonts w:ascii="Calibri" w:hAnsi="Calibri" w:cs="Calibri"/>
                 <w:iCs/>
@@ -2058,7 +2000,6 @@
           <w:p>
             <w:pPr>
               <w:pStyle w:val="Header"/>
-              <w:spacing w:line="360" w:lineRule="auto"/>
               <w:rPr>
                 <w:rFonts w:ascii="Calibri" w:hAnsi="Calibri" w:cs="Calibri"/>
                 <w:iCs/>
@@ -2093,7 +2034,6 @@
     </w:tbl>
     <w:p>
       <w:pPr>
-        <w:spacing w:line="360" w:lineRule="auto"/>
         <w:ind w:left="360"/>
         <w:rPr>
           <w:rFonts w:ascii="Calibri" w:hAnsi="Calibri" w:cs="Calibri"/>
@@ -2105,7 +2045,6 @@
     </w:p>
     <w:p>
       <w:pPr>
-        <w:spacing w:line="360" w:lineRule="auto"/>
         <w:rPr>
           <w:rFonts w:ascii="Calibri" w:hAnsi="Calibri" w:cs="Calibri"/>
           <w:b/>
@@ -2149,7 +2088,6 @@
           </w:tcPr>
           <w:p>
             <w:pPr>
-              <w:spacing w:line="360" w:lineRule="auto"/>
               <w:rPr>
                 <w:rFonts w:ascii="Calibri" w:eastAsia="Calibri" w:hAnsi="Calibri" w:cs="Calibri"/>
                 <w:sz w:val="22"/>
@@ -2173,7 +2111,6 @@
           </w:tcPr>
           <w:p>
             <w:pPr>
-              <w:spacing w:line="360" w:lineRule="auto"/>
               <w:rPr>
                 <w:rFonts w:ascii="Calibri" w:eastAsia="Calibri" w:hAnsi="Calibri" w:cs="Calibri"/>
                 <w:sz w:val="22"/>
@@ -2199,7 +2136,6 @@
           </w:tcPr>
           <w:p>
             <w:pPr>
-              <w:spacing w:line="360" w:lineRule="auto"/>
               <w:rPr>
                 <w:rFonts w:ascii="Calibri" w:eastAsia="Calibri" w:hAnsi="Calibri" w:cs="Calibri"/>
                 <w:sz w:val="22"/>
@@ -2223,7 +2159,6 @@
           </w:tcPr>
           <w:p>
             <w:pPr>
-              <w:spacing w:line="360" w:lineRule="auto"/>
               <w:rPr>
                 <w:rFonts w:ascii="Calibri" w:eastAsia="Calibri" w:hAnsi="Calibri" w:cs="Calibri"/>
                 <w:sz w:val="22"/>
@@ -2244,7 +2179,6 @@
     </w:tbl>
     <w:p>
       <w:pPr>
-        <w:spacing w:line="360" w:lineRule="auto"/>
         <w:rPr>
           <w:rFonts w:ascii="Calibri" w:hAnsi="Calibri" w:cs="Calibri"/>
           <w:b/>
@@ -2255,7 +2189,6 @@
     </w:p>
     <w:p>
       <w:pPr>
-        <w:spacing w:line="360" w:lineRule="auto"/>
         <w:rPr>
           <w:rFonts w:ascii="Calibri" w:hAnsi="Calibri" w:cs="Calibri"/>
           <w:b/>
@@ -2299,7 +2232,6 @@
           </w:tcPr>
           <w:p>
             <w:pPr>
-              <w:spacing w:line="360" w:lineRule="auto"/>
               <w:jc w:val="both"/>
               <w:rPr>
                 <w:rFonts w:ascii="Calibri" w:eastAsia="Calibri" w:hAnsi="Calibri" w:cs="Calibri"/>
@@ -2326,7 +2258,6 @@
           </w:tcPr>
           <w:p>
             <w:pPr>
-              <w:spacing w:line="360" w:lineRule="auto"/>
               <w:jc w:val="both"/>
               <w:rPr>
                 <w:rFonts w:ascii="Calibri" w:eastAsia="Calibri" w:hAnsi="Calibri" w:cs="Calibri"/>
@@ -2353,7 +2284,6 @@
           </w:tcPr>
           <w:p>
             <w:pPr>
-              <w:spacing w:line="360" w:lineRule="auto"/>
               <w:jc w:val="both"/>
               <w:rPr>
                 <w:rFonts w:ascii="Calibri" w:eastAsia="Calibri" w:hAnsi="Calibri" w:cs="Calibri"/>
@@ -2382,7 +2312,6 @@
           </w:tcPr>
           <w:p>
             <w:pPr>
-              <w:spacing w:line="360" w:lineRule="auto"/>
               <w:jc w:val="both"/>
               <w:rPr>
                 <w:rFonts w:ascii="Calibri" w:eastAsia="Calibri" w:hAnsi="Calibri" w:cs="Calibri"/>
@@ -2408,7 +2337,6 @@
           </w:tcPr>
           <w:p>
             <w:pPr>
-              <w:spacing w:line="360" w:lineRule="auto"/>
               <w:jc w:val="both"/>
               <w:rPr>
                 <w:rFonts w:ascii="Calibri" w:eastAsia="Calibri" w:hAnsi="Calibri" w:cs="Calibri"/>
@@ -2439,7 +2367,6 @@
                 <w:ilvl w:val="0"/>
                 <w:numId w:val="14"/>
               </w:numPr>
-              <w:spacing w:line="360" w:lineRule="auto"/>
               <w:ind w:left="343"/>
               <w:jc w:val="both"/>
               <w:rPr>
@@ -2468,7 +2395,6 @@
           </w:tcPr>
           <w:p>
             <w:pPr>
-              <w:spacing w:line="360" w:lineRule="auto"/>
               <w:jc w:val="both"/>
               <w:rPr>
                 <w:rFonts w:ascii="Calibri" w:eastAsia="Calibri" w:hAnsi="Calibri" w:cs="Calibri"/>
@@ -2494,7 +2420,6 @@
           </w:tcPr>
           <w:p>
             <w:pPr>
-              <w:spacing w:line="360" w:lineRule="auto"/>
               <w:jc w:val="both"/>
               <w:rPr>
                 <w:rFonts w:ascii="Calibri" w:eastAsia="Calibri" w:hAnsi="Calibri" w:cs="Calibri"/>
@@ -2524,7 +2449,6 @@
                 <w:ilvl w:val="2"/>
                 <w:numId w:val="15"/>
               </w:numPr>
-              <w:spacing w:line="276" w:lineRule="auto"/>
               <w:ind w:right="992"/>
               <w:jc w:val="both"/>
               <w:rPr>
@@ -2539,7 +2463,23 @@
                 <w:sz w:val="22"/>
                 <w:szCs w:val="22"/>
               </w:rPr>
-              <w:t>Change in sop format.</w:t>
+              <w:t xml:space="preserve">Change in </w:t>
+            </w:r>
+            <w:r>
+              <w:rPr>
+                <w:rFonts w:ascii="Calibri" w:eastAsia="Calibri" w:hAnsi="Calibri" w:cs="Calibri"/>
+                <w:sz w:val="22"/>
+                <w:szCs w:val="22"/>
+              </w:rPr>
+              <w:t>SOP</w:t>
+            </w:r>
+            <w:r>
+              <w:rPr>
+                <w:rFonts w:ascii="Calibri" w:eastAsia="Calibri" w:hAnsi="Calibri" w:cs="Calibri"/>
+                <w:sz w:val="22"/>
+                <w:szCs w:val="22"/>
+              </w:rPr>
+              <w:t xml:space="preserve"> format.</w:t>
             </w:r>
           </w:p>
           <w:p>
@@ -2548,7 +2488,6 @@
                 <w:ilvl w:val="2"/>
                 <w:numId w:val="15"/>
               </w:numPr>
-              <w:spacing w:line="276" w:lineRule="auto"/>
               <w:ind w:right="992"/>
               <w:jc w:val="both"/>
               <w:rPr>
@@ -2572,7 +2511,6 @@
     <w:p>
       <w:pPr>
         <w:pStyle w:val="Header"/>
-        <w:spacing w:line="360" w:lineRule="auto"/>
         <w:jc w:val="both"/>
         <w:rPr>
           <w:rFonts w:ascii="Calibri" w:hAnsi="Calibri" w:cs="Calibri"/>
@@ -2586,7 +2524,7 @@
       <w:headerReference w:type="default" r:id="rId7"/>
       <w:footerReference w:type="default" r:id="rId8"/>
       <w:pgSz w:w="11906" w:h="16838"/>
-      <w:pgMar w:top="1440" w:right="1440" w:bottom="1440" w:left="1440" w:header="708" w:footer="708" w:gutter="0"/>
+      <w:pgMar w:top="1440" w:right="1440" w:bottom="630" w:left="1440" w:header="708" w:footer="3" w:gutter="0"/>
       <w:cols w:space="708"/>
       <w:docGrid w:linePitch="360"/>
     </w:sectPr>
@@ -2595,7 +2533,7 @@
 </file>
 
 <file path=word/endnotes.xml><?xml version="1.0" encoding="utf-8"?>
-<w:endnotes xmlns:wpc="http://schemas.microsoft.com/office/word/2010/wordprocessingCanvas" xmlns:cx="http://schemas.microsoft.com/office/drawing/2014/chartex" xmlns:cx1="http://schemas.microsoft.com/office/drawing/2015/9/8/chartex" xmlns:cx2="http://schemas.microsoft.com/office/drawing/2015/10/21/chartex" xmlns:cx3="http://schemas.microsoft.com/office/drawing/2016/5/9/chartex" xmlns:cx4="http://schemas.microsoft.com/office/drawing/2016/5/10/chartex" xmlns:cx5="http://schemas.microsoft.com/office/drawing/2016/5/11/chartex" xmlns:cx6="http://schemas.microsoft.com/office/drawing/2016/5/12/chartex" xmlns:cx7="http://schemas.microsoft.com/office/drawing/2016/5/13/chartex" xmlns:cx8="http://schemas.microsoft.com/office/drawing/2016/5/14/chartex" xmlns:mc="http://schemas.openxmlformats.org/markup-compatibility/2006" xmlns:aink="http://schemas.microsoft.com/office/drawing/2016/ink" xmlns:am3d="http://schemas.microsoft.com/office/drawing/2017/model3d" xmlns:o="urn:schemas-microsoft-com:office:office" xmlns:oel="http://schemas.microsoft.com/office/2019/extlst" xmlns:r="http://schemas.openxmlformats.org/officeDocument/2006/relationships" xmlns:m="http://schemas.openxmlformats.org/officeDocument/2006/math" xmlns:v="urn:schemas-microsoft-com:vml" xmlns:wp14="http://schemas.microsoft.com/office/word/2010/wordprocessingDrawing" xmlns:wp="http://schemas.openxmlformats.org/drawingml/2006/wordprocessingDrawing" xmlns:w10="urn:schemas-microsoft-com:office:word" xmlns:w="http://schemas.openxmlformats.org/wordprocessingml/2006/main" xmlns:w14="http://schemas.microsoft.com/office/word/2010/wordml" xmlns:w15="http://schemas.microsoft.com/office/word/2012/wordml" xmlns:w16cex="http://schemas.microsoft.com/office/word/2018/wordml/cex" xmlns:w16cid="http://schemas.microsoft.com/office/word/2016/wordml/cid" xmlns:w16="http://schemas.microsoft.com/office/word/2018/wordml" xmlns:w16du="http://schemas.microsoft.com/office/word/2023/wordml/word16du" xmlns:w16sdtdh="http://schemas.microsoft.com/office/word/2020/wordml/sdtdatahash" xmlns:w16sdtfl="http://schemas.microsoft.com/office/word/2024/wordml/sdtformatlock" xmlns:w16se="http://schemas.microsoft.com/office/word/2015/wordml/symex" xmlns:wpg="http://schemas.microsoft.com/office/word/2010/wordprocessingGroup" xmlns:wpi="http://schemas.microsoft.com/office/word/2010/wordprocessingInk" xmlns:wne="http://schemas.microsoft.com/office/word/2006/wordml" xmlns:wps="http://schemas.microsoft.com/office/word/2010/wordprocessingShape" mc:Ignorable="w14 w15 w16se w16cid w16 w16cex w16sdtdh w16sdtfl w16du wp14">
+<w:endnotes xmlns:wpc="http://schemas.microsoft.com/office/word/2010/wordprocessingCanvas" xmlns:cx="http://schemas.microsoft.com/office/drawing/2014/chartex" xmlns:cx1="http://schemas.microsoft.com/office/drawing/2015/9/8/chartex" xmlns:cx2="http://schemas.microsoft.com/office/drawing/2015/10/21/chartex" xmlns:cx3="http://schemas.microsoft.com/office/drawing/2016/5/9/chartex" xmlns:cx4="http://schemas.microsoft.com/office/drawing/2016/5/10/chartex" xmlns:cx5="http://schemas.microsoft.com/office/drawing/2016/5/11/chartex" xmlns:cx6="http://schemas.microsoft.com/office/drawing/2016/5/12/chartex" xmlns:cx7="http://schemas.microsoft.com/office/drawing/2016/5/13/chartex" xmlns:cx8="http://schemas.microsoft.com/office/drawing/2016/5/14/chartex" xmlns:mc="http://schemas.openxmlformats.org/markup-compatibility/2006" xmlns:aink="http://schemas.microsoft.com/office/drawing/2016/ink" xmlns:am3d="http://schemas.microsoft.com/office/drawing/2017/model3d" xmlns:o="urn:schemas-microsoft-com:office:office" xmlns:oel="http://schemas.microsoft.com/office/2019/extlst" xmlns:r="http://schemas.openxmlformats.org/officeDocument/2006/relationships" xmlns:m="http://schemas.openxmlformats.org/officeDocument/2006/math" xmlns:v="urn:schemas-microsoft-com:vml" xmlns:wp14="http://schemas.microsoft.com/office/word/2010/wordprocessingDrawing" xmlns:wp="http://schemas.openxmlformats.org/drawingml/2006/wordprocessingDrawing" xmlns:w10="urn:schemas-microsoft-com:office:word" xmlns:w="http://schemas.openxmlformats.org/wordprocessingml/2006/main" xmlns:w14="http://schemas.microsoft.com/office/word/2010/wordml" xmlns:w15="http://schemas.microsoft.com/office/word/2012/wordml" xmlns:w16cex="http://schemas.microsoft.com/office/word/2018/wordml/cex" xmlns:w16cid="http://schemas.microsoft.com/office/word/2016/wordml/cid" xmlns:w16="http://schemas.microsoft.com/office/word/2018/wordml" xmlns:w16sdtdh="http://schemas.microsoft.com/office/word/2020/wordml/sdtdatahash" xmlns:w16se="http://schemas.microsoft.com/office/word/2015/wordml/symex" xmlns:wpg="http://schemas.microsoft.com/office/word/2010/wordprocessingGroup" xmlns:wpi="http://schemas.microsoft.com/office/word/2010/wordprocessingInk" xmlns:wne="http://schemas.microsoft.com/office/word/2006/wordml" xmlns:wps="http://schemas.microsoft.com/office/word/2010/wordprocessingShape" mc:Ignorable="w14 w15 w16se w16cid w16 w16cex w16sdtdh wp14">
   <w:endnote w:type="separator" w:id="-1">
     <w:p>
       <w:r>
@@ -2614,7 +2552,7 @@
 </file>
 
 <file path=word/footer1.xml><?xml version="1.0" encoding="utf-8"?>
-<w:ftr xmlns:wpc="http://schemas.microsoft.com/office/word/2010/wordprocessingCanvas" xmlns:cx="http://schemas.microsoft.com/office/drawing/2014/chartex" xmlns:cx1="http://schemas.microsoft.com/office/drawing/2015/9/8/chartex" xmlns:cx2="http://schemas.microsoft.com/office/drawing/2015/10/21/chartex" xmlns:cx3="http://schemas.microsoft.com/office/drawing/2016/5/9/chartex" xmlns:cx4="http://schemas.microsoft.com/office/drawing/2016/5/10/chartex" xmlns:cx5="http://schemas.microsoft.com/office/drawing/2016/5/11/chartex" xmlns:cx6="http://schemas.microsoft.com/office/drawing/2016/5/12/chartex" xmlns:cx7="http://schemas.microsoft.com/office/drawing/2016/5/13/chartex" xmlns:cx8="http://schemas.microsoft.com/office/drawing/2016/5/14/chartex" xmlns:mc="http://schemas.openxmlformats.org/markup-compatibility/2006" xmlns:aink="http://schemas.microsoft.com/office/drawing/2016/ink" xmlns:am3d="http://schemas.microsoft.com/office/drawing/2017/model3d" xmlns:o="urn:schemas-microsoft-com:office:office" xmlns:oel="http://schemas.microsoft.com/office/2019/extlst" xmlns:r="http://schemas.openxmlformats.org/officeDocument/2006/relationships" xmlns:m="http://schemas.openxmlformats.org/officeDocument/2006/math" xmlns:v="urn:schemas-microsoft-com:vml" xmlns:wp14="http://schemas.microsoft.com/office/word/2010/wordprocessingDrawing" xmlns:wp="http://schemas.openxmlformats.org/drawingml/2006/wordprocessingDrawing" xmlns:w10="urn:schemas-microsoft-com:office:word" xmlns:w="http://schemas.openxmlformats.org/wordprocessingml/2006/main" xmlns:w14="http://schemas.microsoft.com/office/word/2010/wordml" xmlns:w15="http://schemas.microsoft.com/office/word/2012/wordml" xmlns:w16cex="http://schemas.microsoft.com/office/word/2018/wordml/cex" xmlns:w16cid="http://schemas.microsoft.com/office/word/2016/wordml/cid" xmlns:w16="http://schemas.microsoft.com/office/word/2018/wordml" xmlns:w16du="http://schemas.microsoft.com/office/word/2023/wordml/word16du" xmlns:w16sdtdh="http://schemas.microsoft.com/office/word/2020/wordml/sdtdatahash" xmlns:w16sdtfl="http://schemas.microsoft.com/office/word/2024/wordml/sdtformatlock" xmlns:w16se="http://schemas.microsoft.com/office/word/2015/wordml/symex" xmlns:wpg="http://schemas.microsoft.com/office/word/2010/wordprocessingGroup" xmlns:wpi="http://schemas.microsoft.com/office/word/2010/wordprocessingInk" xmlns:wne="http://schemas.microsoft.com/office/word/2006/wordml" xmlns:wps="http://schemas.microsoft.com/office/word/2010/wordprocessingShape" mc:Ignorable="w14 w15 w16se w16cid w16 w16cex w16sdtdh w16sdtfl w16du wp14">
+<w:ftr xmlns:wpc="http://schemas.microsoft.com/office/word/2010/wordprocessingCanvas" xmlns:cx="http://schemas.microsoft.com/office/drawing/2014/chartex" xmlns:cx1="http://schemas.microsoft.com/office/drawing/2015/9/8/chartex" xmlns:cx2="http://schemas.microsoft.com/office/drawing/2015/10/21/chartex" xmlns:cx3="http://schemas.microsoft.com/office/drawing/2016/5/9/chartex" xmlns:cx4="http://schemas.microsoft.com/office/drawing/2016/5/10/chartex" xmlns:cx5="http://schemas.microsoft.com/office/drawing/2016/5/11/chartex" xmlns:cx6="http://schemas.microsoft.com/office/drawing/2016/5/12/chartex" xmlns:cx7="http://schemas.microsoft.com/office/drawing/2016/5/13/chartex" xmlns:cx8="http://schemas.microsoft.com/office/drawing/2016/5/14/chartex" xmlns:mc="http://schemas.openxmlformats.org/markup-compatibility/2006" xmlns:aink="http://schemas.microsoft.com/office/drawing/2016/ink" xmlns:am3d="http://schemas.microsoft.com/office/drawing/2017/model3d" xmlns:o="urn:schemas-microsoft-com:office:office" xmlns:oel="http://schemas.microsoft.com/office/2019/extlst" xmlns:r="http://schemas.openxmlformats.org/officeDocument/2006/relationships" xmlns:m="http://schemas.openxmlformats.org/officeDocument/2006/math" xmlns:v="urn:schemas-microsoft-com:vml" xmlns:wp14="http://schemas.microsoft.com/office/word/2010/wordprocessingDrawing" xmlns:wp="http://schemas.openxmlformats.org/drawingml/2006/wordprocessingDrawing" xmlns:w10="urn:schemas-microsoft-com:office:word" xmlns:w="http://schemas.openxmlformats.org/wordprocessingml/2006/main" xmlns:w14="http://schemas.microsoft.com/office/word/2010/wordml" xmlns:w15="http://schemas.microsoft.com/office/word/2012/wordml" xmlns:w16cex="http://schemas.microsoft.com/office/word/2018/wordml/cex" xmlns:w16cid="http://schemas.microsoft.com/office/word/2016/wordml/cid" xmlns:w16="http://schemas.microsoft.com/office/word/2018/wordml" xmlns:w16sdtdh="http://schemas.microsoft.com/office/word/2020/wordml/sdtdatahash" xmlns:w16se="http://schemas.microsoft.com/office/word/2015/wordml/symex" xmlns:wpg="http://schemas.microsoft.com/office/word/2010/wordprocessingGroup" xmlns:wpi="http://schemas.microsoft.com/office/word/2010/wordprocessingInk" xmlns:wne="http://schemas.microsoft.com/office/word/2006/wordml" xmlns:wps="http://schemas.microsoft.com/office/word/2010/wordprocessingShape" mc:Ignorable="w14 w15 w16se w16cid w16 w16cex w16sdtdh wp14">
   <w:sdt>
     <w:sdtPr>
       <w:id w:val="-1818184070"/>
@@ -2730,7 +2668,7 @@
 </file>
 
 <file path=word/footnotes.xml><?xml version="1.0" encoding="utf-8"?>
-<w:footnotes xmlns:wpc="http://schemas.microsoft.com/office/word/2010/wordprocessingCanvas" xmlns:cx="http://schemas.microsoft.com/office/drawing/2014/chartex" xmlns:cx1="http://schemas.microsoft.com/office/drawing/2015/9/8/chartex" xmlns:cx2="http://schemas.microsoft.com/office/drawing/2015/10/21/chartex" xmlns:cx3="http://schemas.microsoft.com/office/drawing/2016/5/9/chartex" xmlns:cx4="http://schemas.microsoft.com/office/drawing/2016/5/10/chartex" xmlns:cx5="http://schemas.microsoft.com/office/drawing/2016/5/11/chartex" xmlns:cx6="http://schemas.microsoft.com/office/drawing/2016/5/12/chartex" xmlns:cx7="http://schemas.microsoft.com/office/drawing/2016/5/13/chartex" xmlns:cx8="http://schemas.microsoft.com/office/drawing/2016/5/14/chartex" xmlns:mc="http://schemas.openxmlformats.org/markup-compatibility/2006" xmlns:aink="http://schemas.microsoft.com/office/drawing/2016/ink" xmlns:am3d="http://schemas.microsoft.com/office/drawing/2017/model3d" xmlns:o="urn:schemas-microsoft-com:office:office" xmlns:oel="http://schemas.microsoft.com/office/2019/extlst" xmlns:r="http://schemas.openxmlformats.org/officeDocument/2006/relationships" xmlns:m="http://schemas.openxmlformats.org/officeDocument/2006/math" xmlns:v="urn:schemas-microsoft-com:vml" xmlns:wp14="http://schemas.microsoft.com/office/word/2010/wordprocessingDrawing" xmlns:wp="http://schemas.openxmlformats.org/drawingml/2006/wordprocessingDrawing" xmlns:w10="urn:schemas-microsoft-com:office:word" xmlns:w="http://schemas.openxmlformats.org/wordprocessingml/2006/main" xmlns:w14="http://schemas.microsoft.com/office/word/2010/wordml" xmlns:w15="http://schemas.microsoft.com/office/word/2012/wordml" xmlns:w16cex="http://schemas.microsoft.com/office/word/2018/wordml/cex" xmlns:w16cid="http://schemas.microsoft.com/office/word/2016/wordml/cid" xmlns:w16="http://schemas.microsoft.com/office/word/2018/wordml" xmlns:w16du="http://schemas.microsoft.com/office/word/2023/wordml/word16du" xmlns:w16sdtdh="http://schemas.microsoft.com/office/word/2020/wordml/sdtdatahash" xmlns:w16sdtfl="http://schemas.microsoft.com/office/word/2024/wordml/sdtformatlock" xmlns:w16se="http://schemas.microsoft.com/office/word/2015/wordml/symex" xmlns:wpg="http://schemas.microsoft.com/office/word/2010/wordprocessingGroup" xmlns:wpi="http://schemas.microsoft.com/office/word/2010/wordprocessingInk" xmlns:wne="http://schemas.microsoft.com/office/word/2006/wordml" xmlns:wps="http://schemas.microsoft.com/office/word/2010/wordprocessingShape" mc:Ignorable="w14 w15 w16se w16cid w16 w16cex w16sdtdh w16sdtfl w16du wp14">
+<w:footnotes xmlns:wpc="http://schemas.microsoft.com/office/word/2010/wordprocessingCanvas" xmlns:cx="http://schemas.microsoft.com/office/drawing/2014/chartex" xmlns:cx1="http://schemas.microsoft.com/office/drawing/2015/9/8/chartex" xmlns:cx2="http://schemas.microsoft.com/office/drawing/2015/10/21/chartex" xmlns:cx3="http://schemas.microsoft.com/office/drawing/2016/5/9/chartex" xmlns:cx4="http://schemas.microsoft.com/office/drawing/2016/5/10/chartex" xmlns:cx5="http://schemas.microsoft.com/office/drawing/2016/5/11/chartex" xmlns:cx6="http://schemas.microsoft.com/office/drawing/2016/5/12/chartex" xmlns:cx7="http://schemas.microsoft.com/office/drawing/2016/5/13/chartex" xmlns:cx8="http://schemas.microsoft.com/office/drawing/2016/5/14/chartex" xmlns:mc="http://schemas.openxmlformats.org/markup-compatibility/2006" xmlns:aink="http://schemas.microsoft.com/office/drawing/2016/ink" xmlns:am3d="http://schemas.microsoft.com/office/drawing/2017/model3d" xmlns:o="urn:schemas-microsoft-com:office:office" xmlns:oel="http://schemas.microsoft.com/office/2019/extlst" xmlns:r="http://schemas.openxmlformats.org/officeDocument/2006/relationships" xmlns:m="http://schemas.openxmlformats.org/officeDocument/2006/math" xmlns:v="urn:schemas-microsoft-com:vml" xmlns:wp14="http://schemas.microsoft.com/office/word/2010/wordprocessingDrawing" xmlns:wp="http://schemas.openxmlformats.org/drawingml/2006/wordprocessingDrawing" xmlns:w10="urn:schemas-microsoft-com:office:word" xmlns:w="http://schemas.openxmlformats.org/wordprocessingml/2006/main" xmlns:w14="http://schemas.microsoft.com/office/word/2010/wordml" xmlns:w15="http://schemas.microsoft.com/office/word/2012/wordml" xmlns:w16cex="http://schemas.microsoft.com/office/word/2018/wordml/cex" xmlns:w16cid="http://schemas.microsoft.com/office/word/2016/wordml/cid" xmlns:w16="http://schemas.microsoft.com/office/word/2018/wordml" xmlns:w16sdtdh="http://schemas.microsoft.com/office/word/2020/wordml/sdtdatahash" xmlns:w16se="http://schemas.microsoft.com/office/word/2015/wordml/symex" xmlns:wpg="http://schemas.microsoft.com/office/word/2010/wordprocessingGroup" xmlns:wpi="http://schemas.microsoft.com/office/word/2010/wordprocessingInk" xmlns:wne="http://schemas.microsoft.com/office/word/2006/wordml" xmlns:wps="http://schemas.microsoft.com/office/word/2010/wordprocessingShape" mc:Ignorable="w14 w15 w16se w16cid w16 w16cex w16sdtdh wp14">
   <w:footnote w:type="separator" w:id="-1">
     <w:p>
       <w:r>
@@ -2749,7 +2687,7 @@
 </file>
 
 <file path=word/header1.xml><?xml version="1.0" encoding="utf-8"?>
-<w:hdr xmlns:wpc="http://schemas.microsoft.com/office/word/2010/wordprocessingCanvas" xmlns:cx="http://schemas.microsoft.com/office/drawing/2014/chartex" xmlns:cx1="http://schemas.microsoft.com/office/drawing/2015/9/8/chartex" xmlns:cx2="http://schemas.microsoft.com/office/drawing/2015/10/21/chartex" xmlns:cx3="http://schemas.microsoft.com/office/drawing/2016/5/9/chartex" xmlns:cx4="http://schemas.microsoft.com/office/drawing/2016/5/10/chartex" xmlns:cx5="http://schemas.microsoft.com/office/drawing/2016/5/11/chartex" xmlns:cx6="http://schemas.microsoft.com/office/drawing/2016/5/12/chartex" xmlns:cx7="http://schemas.microsoft.com/office/drawing/2016/5/13/chartex" xmlns:cx8="http://schemas.microsoft.com/office/drawing/2016/5/14/chartex" xmlns:mc="http://schemas.openxmlformats.org/markup-compatibility/2006" xmlns:aink="http://schemas.microsoft.com/office/drawing/2016/ink" xmlns:am3d="http://schemas.microsoft.com/office/drawing/2017/model3d" xmlns:o="urn:schemas-microsoft-com:office:office" xmlns:oel="http://schemas.microsoft.com/office/2019/extlst" xmlns:r="http://schemas.openxmlformats.org/officeDocument/2006/relationships" xmlns:m="http://schemas.openxmlformats.org/officeDocument/2006/math" xmlns:v="urn:schemas-microsoft-com:vml" xmlns:wp14="http://schemas.microsoft.com/office/word/2010/wordprocessingDrawing" xmlns:wp="http://schemas.openxmlformats.org/drawingml/2006/wordprocessingDrawing" xmlns:w10="urn:schemas-microsoft-com:office:word" xmlns:w="http://schemas.openxmlformats.org/wordprocessingml/2006/main" xmlns:w14="http://schemas.microsoft.com/office/word/2010/wordml" xmlns:w15="http://schemas.microsoft.com/office/word/2012/wordml" xmlns:w16cex="http://schemas.microsoft.com/office/word/2018/wordml/cex" xmlns:w16cid="http://schemas.microsoft.com/office/word/2016/wordml/cid" xmlns:w16="http://schemas.microsoft.com/office/word/2018/wordml" xmlns:w16du="http://schemas.microsoft.com/office/word/2023/wordml/word16du" xmlns:w16sdtdh="http://schemas.microsoft.com/office/word/2020/wordml/sdtdatahash" xmlns:w16sdtfl="http://schemas.microsoft.com/office/word/2024/wordml/sdtformatlock" xmlns:w16se="http://schemas.microsoft.com/office/word/2015/wordml/symex" xmlns:wpg="http://schemas.microsoft.com/office/word/2010/wordprocessingGroup" xmlns:wpi="http://schemas.microsoft.com/office/word/2010/wordprocessingInk" xmlns:wne="http://schemas.microsoft.com/office/word/2006/wordml" xmlns:wps="http://schemas.microsoft.com/office/word/2010/wordprocessingShape" mc:Ignorable="w14 w15 w16se w16cid w16 w16cex w16sdtdh w16sdtfl w16du wp14">
+<w:hdr xmlns:wpc="http://schemas.microsoft.com/office/word/2010/wordprocessingCanvas" xmlns:cx="http://schemas.microsoft.com/office/drawing/2014/chartex" xmlns:cx1="http://schemas.microsoft.com/office/drawing/2015/9/8/chartex" xmlns:cx2="http://schemas.microsoft.com/office/drawing/2015/10/21/chartex" xmlns:cx3="http://schemas.microsoft.com/office/drawing/2016/5/9/chartex" xmlns:cx4="http://schemas.microsoft.com/office/drawing/2016/5/10/chartex" xmlns:cx5="http://schemas.microsoft.com/office/drawing/2016/5/11/chartex" xmlns:cx6="http://schemas.microsoft.com/office/drawing/2016/5/12/chartex" xmlns:cx7="http://schemas.microsoft.com/office/drawing/2016/5/13/chartex" xmlns:cx8="http://schemas.microsoft.com/office/drawing/2016/5/14/chartex" xmlns:mc="http://schemas.openxmlformats.org/markup-compatibility/2006" xmlns:aink="http://schemas.microsoft.com/office/drawing/2016/ink" xmlns:am3d="http://schemas.microsoft.com/office/drawing/2017/model3d" xmlns:o="urn:schemas-microsoft-com:office:office" xmlns:oel="http://schemas.microsoft.com/office/2019/extlst" xmlns:r="http://schemas.openxmlformats.org/officeDocument/2006/relationships" xmlns:m="http://schemas.openxmlformats.org/officeDocument/2006/math" xmlns:v="urn:schemas-microsoft-com:vml" xmlns:wp14="http://schemas.microsoft.com/office/word/2010/wordprocessingDrawing" xmlns:wp="http://schemas.openxmlformats.org/drawingml/2006/wordprocessingDrawing" xmlns:w10="urn:schemas-microsoft-com:office:word" xmlns:w="http://schemas.openxmlformats.org/wordprocessingml/2006/main" xmlns:w14="http://schemas.microsoft.com/office/word/2010/wordml" xmlns:w15="http://schemas.microsoft.com/office/word/2012/wordml" xmlns:w16cex="http://schemas.microsoft.com/office/word/2018/wordml/cex" xmlns:w16cid="http://schemas.microsoft.com/office/word/2016/wordml/cid" xmlns:w16="http://schemas.microsoft.com/office/word/2018/wordml" xmlns:w16sdtdh="http://schemas.microsoft.com/office/word/2020/wordml/sdtdatahash" xmlns:w16se="http://schemas.microsoft.com/office/word/2015/wordml/symex" xmlns:wpg="http://schemas.microsoft.com/office/word/2010/wordprocessingGroup" xmlns:wpi="http://schemas.microsoft.com/office/word/2010/wordprocessingInk" xmlns:wne="http://schemas.microsoft.com/office/word/2006/wordml" xmlns:wps="http://schemas.microsoft.com/office/word/2010/wordprocessingShape" mc:Ignorable="w14 w15 w16se w16cid w16 w16cex w16sdtdh wp14">
   <w:tbl>
     <w:tblPr>
       <w:tblW w:w="10490" w:type="dxa"/>
@@ -2802,7 +2740,7 @@
               <wp:inline distT="0" distB="0" distL="0" distR="0" wp14:anchorId="04D164FB" wp14:editId="701BB24B">
                 <wp:extent cx="1019175" cy="904875"/>
                 <wp:effectExtent l="0" t="0" r="9525" b="0"/>
-                <wp:docPr id="135910985" name="Picture 4" descr="C:\Users\MR MICHAEL OMOSEBI\Desktop\biologo.png"/>
+                <wp:docPr id="1608685473" name="Picture 4" descr="C:\Users\MR MICHAEL OMOSEBI\Desktop\biologo.png"/>
                 <wp:cNvGraphicFramePr>
                   <a:graphicFrameLocks xmlns:a="http://schemas.openxmlformats.org/drawingml/2006/main" noChangeAspect="1"/>
                 </wp:cNvGraphicFramePr>
@@ -3532,6 +3470,18 @@
             <w:t xml:space="preserve">Prepared By: </w:t>
           </w:r>
         </w:p>
+        <w:p>
+          <w:pPr>
+            <w:pStyle w:val="Header"/>
+            <w:rPr>
+              <w:rFonts w:ascii="Calibri" w:eastAsia="Calibri" w:hAnsi="Calibri" w:cs="Calibri"/>
+              <w:b/>
+              <w:bCs/>
+              <w:sz w:val="22"/>
+              <w:szCs w:val="22"/>
+            </w:rPr>
+          </w:pPr>
+        </w:p>
       </w:tc>
       <w:tc>
         <w:tcPr>
@@ -3617,6 +3567,16 @@
             </w:rPr>
             <w:t>Sign /date</w:t>
           </w:r>
+          <w:r>
+            <w:rPr>
+              <w:rFonts w:ascii="Calibri" w:eastAsia="Calibri" w:hAnsi="Calibri" w:cs="Calibri"/>
+              <w:b/>
+              <w:bCs/>
+              <w:sz w:val="22"/>
+              <w:szCs w:val="22"/>
+            </w:rPr>
+            <w:t>:</w:t>
+          </w:r>
         </w:p>
       </w:tc>
       <w:tc>
@@ -3642,6 +3602,16 @@
               <w:szCs w:val="22"/>
             </w:rPr>
             <w:t>Sign /date</w:t>
+          </w:r>
+          <w:r>
+            <w:rPr>
+              <w:rFonts w:ascii="Calibri" w:eastAsia="Calibri" w:hAnsi="Calibri" w:cs="Calibri"/>
+              <w:b/>
+              <w:bCs/>
+              <w:sz w:val="22"/>
+              <w:szCs w:val="22"/>
+            </w:rPr>
+            <w:t>:</w:t>
           </w:r>
         </w:p>
       </w:tc>
@@ -3670,6 +3640,16 @@
               <w:szCs w:val="22"/>
             </w:rPr>
             <w:t>Sign /date</w:t>
+          </w:r>
+          <w:r>
+            <w:rPr>
+              <w:rFonts w:ascii="Calibri" w:eastAsia="Calibri" w:hAnsi="Calibri" w:cs="Calibri"/>
+              <w:b/>
+              <w:bCs/>
+              <w:sz w:val="22"/>
+              <w:szCs w:val="22"/>
+            </w:rPr>
+            <w:t>:</w:t>
           </w:r>
         </w:p>
         <w:p>
@@ -3750,7 +3730,7 @@
 </file>
 
 <file path=word/numbering.xml><?xml version="1.0" encoding="utf-8"?>
-<w:numbering xmlns:wpc="http://schemas.microsoft.com/office/word/2010/wordprocessingCanvas" xmlns:cx="http://schemas.microsoft.com/office/drawing/2014/chartex" xmlns:cx1="http://schemas.microsoft.com/office/drawing/2015/9/8/chartex" xmlns:cx2="http://schemas.microsoft.com/office/drawing/2015/10/21/chartex" xmlns:cx3="http://schemas.microsoft.com/office/drawing/2016/5/9/chartex" xmlns:cx4="http://schemas.microsoft.com/office/drawing/2016/5/10/chartex" xmlns:cx5="http://schemas.microsoft.com/office/drawing/2016/5/11/chartex" xmlns:cx6="http://schemas.microsoft.com/office/drawing/2016/5/12/chartex" xmlns:cx7="http://schemas.microsoft.com/office/drawing/2016/5/13/chartex" xmlns:cx8="http://schemas.microsoft.com/office/drawing/2016/5/14/chartex" xmlns:mc="http://schemas.openxmlformats.org/markup-compatibility/2006" xmlns:aink="http://schemas.microsoft.com/office/drawing/2016/ink" xmlns:am3d="http://schemas.microsoft.com/office/drawing/2017/model3d" xmlns:o="urn:schemas-microsoft-com:office:office" xmlns:oel="http://schemas.microsoft.com/office/2019/extlst" xmlns:r="http://schemas.openxmlformats.org/officeDocument/2006/relationships" xmlns:m="http://schemas.openxmlformats.org/officeDocument/2006/math" xmlns:v="urn:schemas-microsoft-com:vml" xmlns:wp14="http://schemas.microsoft.com/office/word/2010/wordprocessingDrawing" xmlns:wp="http://schemas.openxmlformats.org/drawingml/2006/wordprocessingDrawing" xmlns:w10="urn:schemas-microsoft-com:office:word" xmlns:w="http://schemas.openxmlformats.org/wordprocessingml/2006/main" xmlns:w14="http://schemas.microsoft.com/office/word/2010/wordml" xmlns:w15="http://schemas.microsoft.com/office/word/2012/wordml" xmlns:w16cex="http://schemas.microsoft.com/office/word/2018/wordml/cex" xmlns:w16cid="http://schemas.microsoft.com/office/word/2016/wordml/cid" xmlns:w16="http://schemas.microsoft.com/office/word/2018/wordml" xmlns:w16du="http://schemas.microsoft.com/office/word/2023/wordml/word16du" xmlns:w16sdtdh="http://schemas.microsoft.com/office/word/2020/wordml/sdtdatahash" xmlns:w16sdtfl="http://schemas.microsoft.com/office/word/2024/wordml/sdtformatlock" xmlns:w16se="http://schemas.microsoft.com/office/word/2015/wordml/symex" xmlns:wpg="http://schemas.microsoft.com/office/word/2010/wordprocessingGroup" xmlns:wpi="http://schemas.microsoft.com/office/word/2010/wordprocessingInk" xmlns:wne="http://schemas.microsoft.com/office/word/2006/wordml" xmlns:wps="http://schemas.microsoft.com/office/word/2010/wordprocessingShape" mc:Ignorable="w14 w15 w16se w16cid w16 w16cex w16sdtdh w16sdtfl w16du wp14">
+<w:numbering xmlns:wpc="http://schemas.microsoft.com/office/word/2010/wordprocessingCanvas" xmlns:cx="http://schemas.microsoft.com/office/drawing/2014/chartex" xmlns:cx1="http://schemas.microsoft.com/office/drawing/2015/9/8/chartex" xmlns:cx2="http://schemas.microsoft.com/office/drawing/2015/10/21/chartex" xmlns:cx3="http://schemas.microsoft.com/office/drawing/2016/5/9/chartex" xmlns:cx4="http://schemas.microsoft.com/office/drawing/2016/5/10/chartex" xmlns:cx5="http://schemas.microsoft.com/office/drawing/2016/5/11/chartex" xmlns:cx6="http://schemas.microsoft.com/office/drawing/2016/5/12/chartex" xmlns:cx7="http://schemas.microsoft.com/office/drawing/2016/5/13/chartex" xmlns:cx8="http://schemas.microsoft.com/office/drawing/2016/5/14/chartex" xmlns:mc="http://schemas.openxmlformats.org/markup-compatibility/2006" xmlns:aink="http://schemas.microsoft.com/office/drawing/2016/ink" xmlns:am3d="http://schemas.microsoft.com/office/drawing/2017/model3d" xmlns:o="urn:schemas-microsoft-com:office:office" xmlns:oel="http://schemas.microsoft.com/office/2019/extlst" xmlns:r="http://schemas.openxmlformats.org/officeDocument/2006/relationships" xmlns:m="http://schemas.openxmlformats.org/officeDocument/2006/math" xmlns:v="urn:schemas-microsoft-com:vml" xmlns:wp14="http://schemas.microsoft.com/office/word/2010/wordprocessingDrawing" xmlns:wp="http://schemas.openxmlformats.org/drawingml/2006/wordprocessingDrawing" xmlns:w10="urn:schemas-microsoft-com:office:word" xmlns:w="http://schemas.openxmlformats.org/wordprocessingml/2006/main" xmlns:w14="http://schemas.microsoft.com/office/word/2010/wordml" xmlns:w15="http://schemas.microsoft.com/office/word/2012/wordml" xmlns:w16cex="http://schemas.microsoft.com/office/word/2018/wordml/cex" xmlns:w16cid="http://schemas.microsoft.com/office/word/2016/wordml/cid" xmlns:w16="http://schemas.microsoft.com/office/word/2018/wordml" xmlns:w16sdtdh="http://schemas.microsoft.com/office/word/2020/wordml/sdtdatahash" xmlns:w16se="http://schemas.microsoft.com/office/word/2015/wordml/symex" xmlns:wpg="http://schemas.microsoft.com/office/word/2010/wordprocessingGroup" xmlns:wpi="http://schemas.microsoft.com/office/word/2010/wordprocessingInk" xmlns:wne="http://schemas.microsoft.com/office/word/2006/wordml" xmlns:wps="http://schemas.microsoft.com/office/word/2010/wordprocessingShape" mc:Ignorable="w14 w15 w16se w16cid w16 w16cex w16sdtdh wp14">
   <w:abstractNum w:abstractNumId="0" w15:restartNumberingAfterBreak="0">
     <w:nsid w:val="009B7334"/>
     <w:multiLevelType w:val="hybridMultilevel"/>
@@ -5177,7 +5157,7 @@
   <w:abstractNum w:abstractNumId="12" w15:restartNumberingAfterBreak="0">
     <w:nsid w:val="58B42CB8"/>
     <w:multiLevelType w:val="multilevel"/>
-    <w:tmpl w:val="B3508BD6"/>
+    <w:tmpl w:val="DEBAFF42"/>
     <w:lvl w:ilvl="0">
       <w:start w:val="1"/>
       <w:numFmt w:val="decimal"/>
@@ -5188,6 +5168,8 @@
       </w:pPr>
       <w:rPr>
         <w:rFonts w:hint="default"/>
+        <w:b/>
+        <w:bCs/>
       </w:rPr>
     </w:lvl>
     <w:lvl w:ilvl="1">
@@ -5535,7 +5517,7 @@
 </file>
 
 <file path=word/styles.xml><?xml version="1.0" encoding="utf-8"?>
-<w:styles xmlns:mc="http://schemas.openxmlformats.org/markup-compatibility/2006" xmlns:r="http://schemas.openxmlformats.org/officeDocument/2006/relationships" xmlns:w="http://schemas.openxmlformats.org/wordprocessingml/2006/main" xmlns:w14="http://schemas.microsoft.com/office/word/2010/wordml" xmlns:w15="http://schemas.microsoft.com/office/word/2012/wordml" xmlns:w16cex="http://schemas.microsoft.com/office/word/2018/wordml/cex" xmlns:w16cid="http://schemas.microsoft.com/office/word/2016/wordml/cid" xmlns:w16="http://schemas.microsoft.com/office/word/2018/wordml" xmlns:w16du="http://schemas.microsoft.com/office/word/2023/wordml/word16du" xmlns:w16sdtdh="http://schemas.microsoft.com/office/word/2020/wordml/sdtdatahash" xmlns:w16sdtfl="http://schemas.microsoft.com/office/word/2024/wordml/sdtformatlock" xmlns:w16se="http://schemas.microsoft.com/office/word/2015/wordml/symex" mc:Ignorable="w14 w15 w16se w16cid w16 w16cex w16sdtdh w16sdtfl w16du">
+<w:styles xmlns:mc="http://schemas.openxmlformats.org/markup-compatibility/2006" xmlns:r="http://schemas.openxmlformats.org/officeDocument/2006/relationships" xmlns:w="http://schemas.openxmlformats.org/wordprocessingml/2006/main" xmlns:w14="http://schemas.microsoft.com/office/word/2010/wordml" xmlns:w15="http://schemas.microsoft.com/office/word/2012/wordml" xmlns:w16cex="http://schemas.microsoft.com/office/word/2018/wordml/cex" xmlns:w16cid="http://schemas.microsoft.com/office/word/2016/wordml/cid" xmlns:w16="http://schemas.microsoft.com/office/word/2018/wordml" xmlns:w16sdtdh="http://schemas.microsoft.com/office/word/2020/wordml/sdtdatahash" xmlns:w16se="http://schemas.microsoft.com/office/word/2015/wordml/symex" mc:Ignorable="w14 w15 w16se w16cid w16 w16cex w16sdtdh">
   <w:docDefaults>
     <w:rPrDefault>
       <w:rPr>
